--- a/docs/Proximate_Fund_Ops_Runbook_July2026.docx
+++ b/docs/Proximate_Fund_Ops_Runbook_July2026.docx
@@ -527,7 +527,7 @@
                 <w:sz w:val="18"/>
                 <w:szCs w:val="18"/>
               </w:rPr>
-              <w:t xml:space="preserve">Saxansaxo DNS: four records (2 CNAME + 2 TXT) for saxansaxo.kuja.org and sclr.kuja.org.</w:t>
+              <w:t xml:space="preserve">Arabic partner guide not yet checked by a native speaker. The file carries a review banner and should not be distributed until it is cleared.</w:t>
             </w:r>
           </w:p>
         </w:tc>
@@ -558,7 +558,7 @@
                 <w:sz w:val="18"/>
                 <w:szCs w:val="18"/>
               </w:rPr>
-              <w:t xml:space="preserve">OPEN — with IT</w:t>
+              <w:t xml:space="preserve">OPEN</w:t>
             </w:r>
           </w:p>
         </w:tc>
@@ -589,7 +589,7 @@
                 <w:sz w:val="18"/>
                 <w:szCs w:val="18"/>
               </w:rPr>
-              <w:t xml:space="preserve">IT</w:t>
+              <w:t xml:space="preserve">Proximate team</w:t>
             </w:r>
           </w:p>
         </w:tc>
@@ -653,7 +653,7 @@
                 <w:sz w:val="18"/>
                 <w:szCs w:val="18"/>
               </w:rPr>
-              <w:t xml:space="preserve">Arabic partner guide not yet checked by a native speaker. The file carries a review banner and should not be distributed until it is cleared.</w:t>
+              <w:t xml:space="preserve">Three cron-tick endpoints have no scheduled caller (see §4). Confirm whether that is intentional.</w:t>
             </w:r>
           </w:p>
         </w:tc>
@@ -684,7 +684,7 @@
                 <w:sz w:val="18"/>
                 <w:szCs w:val="18"/>
               </w:rPr>
-              <w:t xml:space="preserve">OPEN</w:t>
+              <w:t xml:space="preserve">VERIFY</w:t>
             </w:r>
           </w:p>
         </w:tc>
@@ -715,7 +715,7 @@
                 <w:sz w:val="18"/>
                 <w:szCs w:val="18"/>
               </w:rPr>
-              <w:t xml:space="preserve">Proximate team</w:t>
+              <w:t xml:space="preserve">Platform</w:t>
             </w:r>
           </w:p>
         </w:tc>
@@ -749,258 +749,6 @@
                 <w:szCs w:val="18"/>
               </w:rPr>
               <w:t xml:space="preserve">4</w:t>
-            </w:r>
-          </w:p>
-        </w:tc>
-        <w:tc>
-          <w:tcPr>
-            <w:tcW w:type="dxa" w:w="5060"/>
-            <w:tcBorders>
-              <w:top w:val="single" w:color="D8CCBC" w:sz="1"/>
-              <w:left w:val="single" w:color="D8CCBC" w:sz="1"/>
-              <w:bottom w:val="single" w:color="D8CCBC" w:sz="1"/>
-              <w:right w:val="single" w:color="D8CCBC" w:sz="1"/>
-            </w:tcBorders>
-            <w:tcMar>
-              <w:top w:type="dxa" w:w="70"/>
-              <w:left w:type="dxa" w:w="110"/>
-              <w:bottom w:type="dxa" w:w="70"/>
-              <w:right w:type="dxa" w:w="110"/>
-            </w:tcMar>
-          </w:tcPr>
-          <w:p>
-            <w:pPr>
-              <w:spacing w:after="20" w:before="20"/>
-            </w:pPr>
-            <w:r>
-              <w:rPr>
-                <w:rFonts w:ascii="Arial" w:cs="Arial" w:eastAsia="Arial" w:hAnsi="Arial"/>
-                <w:color w:val="1A1410"/>
-                <w:sz w:val="18"/>
-                <w:szCs w:val="18"/>
-              </w:rPr>
-              <w:t xml:space="preserve">ops@saxansaxo.org still on its bootstrap seed password.</w:t>
-            </w:r>
-          </w:p>
-        </w:tc>
-        <w:tc>
-          <w:tcPr>
-            <w:tcW w:type="dxa" w:w="2200"/>
-            <w:tcBorders>
-              <w:top w:val="single" w:color="D8CCBC" w:sz="1"/>
-              <w:left w:val="single" w:color="D8CCBC" w:sz="1"/>
-              <w:bottom w:val="single" w:color="D8CCBC" w:sz="1"/>
-              <w:right w:val="single" w:color="D8CCBC" w:sz="1"/>
-            </w:tcBorders>
-            <w:tcMar>
-              <w:top w:type="dxa" w:w="70"/>
-              <w:left w:type="dxa" w:w="110"/>
-              <w:bottom w:type="dxa" w:w="70"/>
-              <w:right w:type="dxa" w:w="110"/>
-            </w:tcMar>
-          </w:tcPr>
-          <w:p>
-            <w:pPr>
-              <w:spacing w:after="20" w:before="20"/>
-            </w:pPr>
-            <w:r>
-              <w:rPr>
-                <w:rFonts w:ascii="Arial" w:cs="Arial" w:eastAsia="Arial" w:hAnsi="Arial"/>
-                <w:color w:val="1A1410"/>
-                <w:sz w:val="18"/>
-                <w:szCs w:val="18"/>
-              </w:rPr>
-              <w:t xml:space="preserve">OPEN — before Saxansaxo pilot</w:t>
-            </w:r>
-          </w:p>
-        </w:tc>
-        <w:tc>
-          <w:tcPr>
-            <w:tcW w:type="dxa" w:w="1600"/>
-            <w:tcBorders>
-              <w:top w:val="single" w:color="D8CCBC" w:sz="1"/>
-              <w:left w:val="single" w:color="D8CCBC" w:sz="1"/>
-              <w:bottom w:val="single" w:color="D8CCBC" w:sz="1"/>
-              <w:right w:val="single" w:color="D8CCBC" w:sz="1"/>
-            </w:tcBorders>
-            <w:tcMar>
-              <w:top w:type="dxa" w:w="70"/>
-              <w:left w:type="dxa" w:w="110"/>
-              <w:bottom w:type="dxa" w:w="70"/>
-              <w:right w:type="dxa" w:w="110"/>
-            </w:tcMar>
-          </w:tcPr>
-          <w:p>
-            <w:pPr>
-              <w:spacing w:after="20" w:before="20"/>
-            </w:pPr>
-            <w:r>
-              <w:rPr>
-                <w:rFonts w:ascii="Arial" w:cs="Arial" w:eastAsia="Arial" w:hAnsi="Arial"/>
-                <w:color w:val="1A1410"/>
-                <w:sz w:val="18"/>
-                <w:szCs w:val="18"/>
-              </w:rPr>
-              <w:t xml:space="preserve">IT / Idiris</w:t>
-            </w:r>
-          </w:p>
-        </w:tc>
-      </w:tr>
-      <w:tr>
-        <w:tc>
-          <w:tcPr>
-            <w:tcW w:type="dxa" w:w="500"/>
-            <w:tcBorders>
-              <w:top w:val="single" w:color="D8CCBC" w:sz="1"/>
-              <w:left w:val="single" w:color="D8CCBC" w:sz="1"/>
-              <w:bottom w:val="single" w:color="D8CCBC" w:sz="1"/>
-              <w:right w:val="single" w:color="D8CCBC" w:sz="1"/>
-            </w:tcBorders>
-            <w:tcMar>
-              <w:top w:type="dxa" w:w="70"/>
-              <w:left w:type="dxa" w:w="110"/>
-              <w:bottom w:type="dxa" w:w="70"/>
-              <w:right w:type="dxa" w:w="110"/>
-            </w:tcMar>
-          </w:tcPr>
-          <w:p>
-            <w:pPr>
-              <w:spacing w:after="20" w:before="20"/>
-            </w:pPr>
-            <w:r>
-              <w:rPr>
-                <w:rFonts w:ascii="Arial" w:cs="Arial" w:eastAsia="Arial" w:hAnsi="Arial"/>
-                <w:color w:val="1A1410"/>
-                <w:sz w:val="18"/>
-                <w:szCs w:val="18"/>
-              </w:rPr>
-              <w:t xml:space="preserve">5</w:t>
-            </w:r>
-          </w:p>
-        </w:tc>
-        <w:tc>
-          <w:tcPr>
-            <w:tcW w:type="dxa" w:w="5060"/>
-            <w:tcBorders>
-              <w:top w:val="single" w:color="D8CCBC" w:sz="1"/>
-              <w:left w:val="single" w:color="D8CCBC" w:sz="1"/>
-              <w:bottom w:val="single" w:color="D8CCBC" w:sz="1"/>
-              <w:right w:val="single" w:color="D8CCBC" w:sz="1"/>
-            </w:tcBorders>
-            <w:tcMar>
-              <w:top w:type="dxa" w:w="70"/>
-              <w:left w:type="dxa" w:w="110"/>
-              <w:bottom w:type="dxa" w:w="70"/>
-              <w:right w:type="dxa" w:w="110"/>
-            </w:tcMar>
-          </w:tcPr>
-          <w:p>
-            <w:pPr>
-              <w:spacing w:after="20" w:before="20"/>
-            </w:pPr>
-            <w:r>
-              <w:rPr>
-                <w:rFonts w:ascii="Arial" w:cs="Arial" w:eastAsia="Arial" w:hAnsi="Arial"/>
-                <w:color w:val="1A1410"/>
-                <w:sz w:val="18"/>
-                <w:szCs w:val="18"/>
-              </w:rPr>
-              <w:t xml:space="preserve">Three cron-tick endpoints have no scheduled caller (see §4). Confirm whether that is intentional.</w:t>
-            </w:r>
-          </w:p>
-        </w:tc>
-        <w:tc>
-          <w:tcPr>
-            <w:tcW w:type="dxa" w:w="2200"/>
-            <w:tcBorders>
-              <w:top w:val="single" w:color="D8CCBC" w:sz="1"/>
-              <w:left w:val="single" w:color="D8CCBC" w:sz="1"/>
-              <w:bottom w:val="single" w:color="D8CCBC" w:sz="1"/>
-              <w:right w:val="single" w:color="D8CCBC" w:sz="1"/>
-            </w:tcBorders>
-            <w:tcMar>
-              <w:top w:type="dxa" w:w="70"/>
-              <w:left w:type="dxa" w:w="110"/>
-              <w:bottom w:type="dxa" w:w="70"/>
-              <w:right w:type="dxa" w:w="110"/>
-            </w:tcMar>
-          </w:tcPr>
-          <w:p>
-            <w:pPr>
-              <w:spacing w:after="20" w:before="20"/>
-            </w:pPr>
-            <w:r>
-              <w:rPr>
-                <w:rFonts w:ascii="Arial" w:cs="Arial" w:eastAsia="Arial" w:hAnsi="Arial"/>
-                <w:color w:val="1A1410"/>
-                <w:sz w:val="18"/>
-                <w:szCs w:val="18"/>
-              </w:rPr>
-              <w:t xml:space="preserve">VERIFY</w:t>
-            </w:r>
-          </w:p>
-        </w:tc>
-        <w:tc>
-          <w:tcPr>
-            <w:tcW w:type="dxa" w:w="1600"/>
-            <w:tcBorders>
-              <w:top w:val="single" w:color="D8CCBC" w:sz="1"/>
-              <w:left w:val="single" w:color="D8CCBC" w:sz="1"/>
-              <w:bottom w:val="single" w:color="D8CCBC" w:sz="1"/>
-              <w:right w:val="single" w:color="D8CCBC" w:sz="1"/>
-            </w:tcBorders>
-            <w:tcMar>
-              <w:top w:type="dxa" w:w="70"/>
-              <w:left w:type="dxa" w:w="110"/>
-              <w:bottom w:type="dxa" w:w="70"/>
-              <w:right w:type="dxa" w:w="110"/>
-            </w:tcMar>
-          </w:tcPr>
-          <w:p>
-            <w:pPr>
-              <w:spacing w:after="20" w:before="20"/>
-            </w:pPr>
-            <w:r>
-              <w:rPr>
-                <w:rFonts w:ascii="Arial" w:cs="Arial" w:eastAsia="Arial" w:hAnsi="Arial"/>
-                <w:color w:val="1A1410"/>
-                <w:sz w:val="18"/>
-                <w:szCs w:val="18"/>
-              </w:rPr>
-              <w:t xml:space="preserve">Platform</w:t>
-            </w:r>
-          </w:p>
-        </w:tc>
-      </w:tr>
-      <w:tr>
-        <w:tc>
-          <w:tcPr>
-            <w:tcW w:type="dxa" w:w="500"/>
-            <w:tcBorders>
-              <w:top w:val="single" w:color="D8CCBC" w:sz="1"/>
-              <w:left w:val="single" w:color="D8CCBC" w:sz="1"/>
-              <w:bottom w:val="single" w:color="D8CCBC" w:sz="1"/>
-              <w:right w:val="single" w:color="D8CCBC" w:sz="1"/>
-            </w:tcBorders>
-            <w:tcMar>
-              <w:top w:type="dxa" w:w="70"/>
-              <w:left w:type="dxa" w:w="110"/>
-              <w:bottom w:type="dxa" w:w="70"/>
-              <w:right w:type="dxa" w:w="110"/>
-            </w:tcMar>
-          </w:tcPr>
-          <w:p>
-            <w:pPr>
-              <w:spacing w:after="20" w:before="20"/>
-            </w:pPr>
-            <w:r>
-              <w:rPr>
-                <w:rFonts w:ascii="Arial" w:cs="Arial" w:eastAsia="Arial" w:hAnsi="Arial"/>
-                <w:color w:val="1A1410"/>
-                <w:sz w:val="18"/>
-                <w:szCs w:val="18"/>
-              </w:rPr>
-              <w:t xml:space="preserve">6</w:t>
             </w:r>
           </w:p>
         </w:tc>
@@ -4662,7 +4410,7 @@
         <w:pStyle w:val="Heading1"/>
       </w:pPr>
       <w:r>
-        <w:t xml:space="preserve">7. The other tenants</w:t>
+        <w:t xml:space="preserve">7. Shared infrastructure</w:t>
       </w:r>
     </w:p>
     <w:p>
@@ -4676,522 +4424,12 @@
           <w:sz w:val="21"/>
           <w:szCs w:val="21"/>
         </w:rPr>
-        <w:t xml:space="preserve">Proximate shares a codebase and a database with three other tenants. A change to shared code affects all of them, which is why the regression gate covers all four.</w:t>
+        <w:t xml:space="preserve">Proximate is one of four tenants running on the same codebase and the same database. The other three are separate programmes with their own teams, their own data and their own status — nothing about them belongs in a Proximate report, and none of their state appears in this document. They are mentioned here for one operational reason only: a change to shared code reaches all four, so a change verified against Proximate alone is not verified.</w:t>
       </w:r>
     </w:p>
     <w:p>
       <w:pPr>
         <w:spacing w:after="60" w:before="0"/>
-      </w:pPr>
-    </w:p>
-    <w:tbl>
-      <w:tblPr>
-        <w:tblW w:type="dxa" w:w="9360"/>
-        <w:tblBorders>
-          <w:top w:val="single" w:color="auto" w:sz="4"/>
-          <w:left w:val="single" w:color="auto" w:sz="4"/>
-          <w:bottom w:val="single" w:color="auto" w:sz="4"/>
-          <w:right w:val="single" w:color="auto" w:sz="4"/>
-          <w:insideH w:val="single" w:color="auto" w:sz="4"/>
-          <w:insideV w:val="single" w:color="auto" w:sz="4"/>
-        </w:tblBorders>
-      </w:tblPr>
-      <w:tblGrid>
-        <w:gridCol w:w="2000"/>
-        <w:gridCol w:w="3600"/>
-        <w:gridCol w:w="3760"/>
-      </w:tblGrid>
-      <w:tr>
-        <w:trPr>
-          <w:tblHeader/>
-        </w:trPr>
-        <w:tc>
-          <w:tcPr>
-            <w:tcW w:type="dxa" w:w="2000"/>
-            <w:tcBorders>
-              <w:top w:val="single" w:color="D8CCBC" w:sz="1"/>
-              <w:left w:val="single" w:color="D8CCBC" w:sz="1"/>
-              <w:bottom w:val="single" w:color="D8CCBC" w:sz="1"/>
-              <w:right w:val="single" w:color="D8CCBC" w:sz="1"/>
-            </w:tcBorders>
-            <w:shd w:fill="F4E8DC" w:val="clear"/>
-            <w:tcMar>
-              <w:top w:type="dxa" w:w="70"/>
-              <w:left w:type="dxa" w:w="110"/>
-              <w:bottom w:type="dxa" w:w="70"/>
-              <w:right w:type="dxa" w:w="110"/>
-            </w:tcMar>
-          </w:tcPr>
-          <w:p>
-            <w:pPr>
-              <w:spacing w:after="20" w:before="20"/>
-            </w:pPr>
-            <w:r>
-              <w:rPr>
-                <w:rFonts w:ascii="Arial" w:cs="Arial" w:eastAsia="Arial" w:hAnsi="Arial"/>
-                <w:b/>
-                <w:bCs/>
-                <w:color w:val="1A1410"/>
-                <w:sz w:val="18"/>
-                <w:szCs w:val="18"/>
-              </w:rPr>
-              <w:t xml:space="preserve">Tenant</w:t>
-            </w:r>
-          </w:p>
-        </w:tc>
-        <w:tc>
-          <w:tcPr>
-            <w:tcW w:type="dxa" w:w="3600"/>
-            <w:tcBorders>
-              <w:top w:val="single" w:color="D8CCBC" w:sz="1"/>
-              <w:left w:val="single" w:color="D8CCBC" w:sz="1"/>
-              <w:bottom w:val="single" w:color="D8CCBC" w:sz="1"/>
-              <w:right w:val="single" w:color="D8CCBC" w:sz="1"/>
-            </w:tcBorders>
-            <w:shd w:fill="F4E8DC" w:val="clear"/>
-            <w:tcMar>
-              <w:top w:type="dxa" w:w="70"/>
-              <w:left w:type="dxa" w:w="110"/>
-              <w:bottom w:type="dxa" w:w="70"/>
-              <w:right w:type="dxa" w:w="110"/>
-            </w:tcMar>
-          </w:tcPr>
-          <w:p>
-            <w:pPr>
-              <w:spacing w:after="20" w:before="20"/>
-            </w:pPr>
-            <w:r>
-              <w:rPr>
-                <w:rFonts w:ascii="Arial" w:cs="Arial" w:eastAsia="Arial" w:hAnsi="Arial"/>
-                <w:b/>
-                <w:bCs/>
-                <w:color w:val="1A1410"/>
-                <w:sz w:val="18"/>
-                <w:szCs w:val="18"/>
-              </w:rPr>
-              <w:t xml:space="preserve">Domain</w:t>
-            </w:r>
-          </w:p>
-        </w:tc>
-        <w:tc>
-          <w:tcPr>
-            <w:tcW w:type="dxa" w:w="3760"/>
-            <w:tcBorders>
-              <w:top w:val="single" w:color="D8CCBC" w:sz="1"/>
-              <w:left w:val="single" w:color="D8CCBC" w:sz="1"/>
-              <w:bottom w:val="single" w:color="D8CCBC" w:sz="1"/>
-              <w:right w:val="single" w:color="D8CCBC" w:sz="1"/>
-            </w:tcBorders>
-            <w:shd w:fill="F4E8DC" w:val="clear"/>
-            <w:tcMar>
-              <w:top w:type="dxa" w:w="70"/>
-              <w:left w:type="dxa" w:w="110"/>
-              <w:bottom w:type="dxa" w:w="70"/>
-              <w:right w:type="dxa" w:w="110"/>
-            </w:tcMar>
-          </w:tcPr>
-          <w:p>
-            <w:pPr>
-              <w:spacing w:after="20" w:before="20"/>
-            </w:pPr>
-            <w:r>
-              <w:rPr>
-                <w:rFonts w:ascii="Arial" w:cs="Arial" w:eastAsia="Arial" w:hAnsi="Arial"/>
-                <w:b/>
-                <w:bCs/>
-                <w:color w:val="1A1410"/>
-                <w:sz w:val="18"/>
-                <w:szCs w:val="18"/>
-              </w:rPr>
-              <w:t xml:space="preserve">State</w:t>
-            </w:r>
-          </w:p>
-        </w:tc>
-      </w:tr>
-      <w:tr>
-        <w:tc>
-          <w:tcPr>
-            <w:tcW w:type="dxa" w:w="2000"/>
-            <w:tcBorders>
-              <w:top w:val="single" w:color="D8CCBC" w:sz="1"/>
-              <w:left w:val="single" w:color="D8CCBC" w:sz="1"/>
-              <w:bottom w:val="single" w:color="D8CCBC" w:sz="1"/>
-              <w:right w:val="single" w:color="D8CCBC" w:sz="1"/>
-            </w:tcBorders>
-            <w:tcMar>
-              <w:top w:type="dxa" w:w="70"/>
-              <w:left w:type="dxa" w:w="110"/>
-              <w:bottom w:type="dxa" w:w="70"/>
-              <w:right w:type="dxa" w:w="110"/>
-            </w:tcMar>
-          </w:tcPr>
-          <w:p>
-            <w:pPr>
-              <w:spacing w:after="20" w:before="20"/>
-            </w:pPr>
-            <w:r>
-              <w:rPr>
-                <w:rFonts w:ascii="Arial" w:cs="Arial" w:eastAsia="Arial" w:hAnsi="Arial"/>
-                <w:color w:val="1A1410"/>
-                <w:sz w:val="18"/>
-                <w:szCs w:val="18"/>
-              </w:rPr>
-              <w:t xml:space="preserve">Kuja (marketplace)</w:t>
-            </w:r>
-          </w:p>
-        </w:tc>
-        <w:tc>
-          <w:tcPr>
-            <w:tcW w:type="dxa" w:w="3600"/>
-            <w:tcBorders>
-              <w:top w:val="single" w:color="D8CCBC" w:sz="1"/>
-              <w:left w:val="single" w:color="D8CCBC" w:sz="1"/>
-              <w:bottom w:val="single" w:color="D8CCBC" w:sz="1"/>
-              <w:right w:val="single" w:color="D8CCBC" w:sz="1"/>
-            </w:tcBorders>
-            <w:tcMar>
-              <w:top w:type="dxa" w:w="70"/>
-              <w:left w:type="dxa" w:w="110"/>
-              <w:bottom w:type="dxa" w:w="70"/>
-              <w:right w:type="dxa" w:w="110"/>
-            </w:tcMar>
-          </w:tcPr>
-          <w:p>
-            <w:pPr>
-              <w:spacing w:after="20" w:before="20"/>
-            </w:pPr>
-            <w:r>
-              <w:rPr>
-                <w:rFonts w:ascii="Arial" w:cs="Arial" w:eastAsia="Arial" w:hAnsi="Arial"/>
-                <w:color w:val="1A1410"/>
-                <w:sz w:val="18"/>
-                <w:szCs w:val="18"/>
-              </w:rPr>
-              <w:t xml:space="preserve">web-production-6f8a.up.railway.app</w:t>
-            </w:r>
-          </w:p>
-        </w:tc>
-        <w:tc>
-          <w:tcPr>
-            <w:tcW w:type="dxa" w:w="3760"/>
-            <w:tcBorders>
-              <w:top w:val="single" w:color="D8CCBC" w:sz="1"/>
-              <w:left w:val="single" w:color="D8CCBC" w:sz="1"/>
-              <w:bottom w:val="single" w:color="D8CCBC" w:sz="1"/>
-              <w:right w:val="single" w:color="D8CCBC" w:sz="1"/>
-            </w:tcBorders>
-            <w:tcMar>
-              <w:top w:type="dxa" w:w="70"/>
-              <w:left w:type="dxa" w:w="110"/>
-              <w:bottom w:type="dxa" w:w="70"/>
-              <w:right w:type="dxa" w:w="110"/>
-            </w:tcMar>
-          </w:tcPr>
-          <w:p>
-            <w:pPr>
-              <w:spacing w:after="20" w:before="20"/>
-            </w:pPr>
-            <w:r>
-              <w:rPr>
-                <w:rFonts w:ascii="Arial" w:cs="Arial" w:eastAsia="Arial" w:hAnsi="Arial"/>
-                <w:color w:val="1A1410"/>
-                <w:sz w:val="18"/>
-                <w:szCs w:val="18"/>
-              </w:rPr>
-              <w:t xml:space="preserve">Live — the original product</w:t>
-            </w:r>
-          </w:p>
-        </w:tc>
-      </w:tr>
-      <w:tr>
-        <w:tc>
-          <w:tcPr>
-            <w:tcW w:type="dxa" w:w="2000"/>
-            <w:tcBorders>
-              <w:top w:val="single" w:color="D8CCBC" w:sz="1"/>
-              <w:left w:val="single" w:color="D8CCBC" w:sz="1"/>
-              <w:bottom w:val="single" w:color="D8CCBC" w:sz="1"/>
-              <w:right w:val="single" w:color="D8CCBC" w:sz="1"/>
-            </w:tcBorders>
-            <w:tcMar>
-              <w:top w:type="dxa" w:w="70"/>
-              <w:left w:type="dxa" w:w="110"/>
-              <w:bottom w:type="dxa" w:w="70"/>
-              <w:right w:type="dxa" w:w="110"/>
-            </w:tcMar>
-          </w:tcPr>
-          <w:p>
-            <w:pPr>
-              <w:spacing w:after="20" w:before="20"/>
-            </w:pPr>
-            <w:r>
-              <w:rPr>
-                <w:rFonts w:ascii="Arial" w:cs="Arial" w:eastAsia="Arial" w:hAnsi="Arial"/>
-                <w:color w:val="1A1410"/>
-                <w:sz w:val="18"/>
-                <w:szCs w:val="18"/>
-              </w:rPr>
-              <w:t xml:space="preserve">NEAR</w:t>
-            </w:r>
-          </w:p>
-        </w:tc>
-        <w:tc>
-          <w:tcPr>
-            <w:tcW w:type="dxa" w:w="3600"/>
-            <w:tcBorders>
-              <w:top w:val="single" w:color="D8CCBC" w:sz="1"/>
-              <w:left w:val="single" w:color="D8CCBC" w:sz="1"/>
-              <w:bottom w:val="single" w:color="D8CCBC" w:sz="1"/>
-              <w:right w:val="single" w:color="D8CCBC" w:sz="1"/>
-            </w:tcBorders>
-            <w:tcMar>
-              <w:top w:type="dxa" w:w="70"/>
-              <w:left w:type="dxa" w:w="110"/>
-              <w:bottom w:type="dxa" w:w="70"/>
-              <w:right w:type="dxa" w:w="110"/>
-            </w:tcMar>
-          </w:tcPr>
-          <w:p>
-            <w:pPr>
-              <w:spacing w:after="20" w:before="20"/>
-            </w:pPr>
-            <w:r>
-              <w:rPr>
-                <w:rFonts w:ascii="Arial" w:cs="Arial" w:eastAsia="Arial" w:hAnsi="Arial"/>
-                <w:color w:val="1A1410"/>
-                <w:sz w:val="18"/>
-                <w:szCs w:val="18"/>
-              </w:rPr>
-              <w:t xml:space="preserve">near.kuja.org</w:t>
-            </w:r>
-          </w:p>
-        </w:tc>
-        <w:tc>
-          <w:tcPr>
-            <w:tcW w:type="dxa" w:w="3760"/>
-            <w:tcBorders>
-              <w:top w:val="single" w:color="D8CCBC" w:sz="1"/>
-              <w:left w:val="single" w:color="D8CCBC" w:sz="1"/>
-              <w:bottom w:val="single" w:color="D8CCBC" w:sz="1"/>
-              <w:right w:val="single" w:color="D8CCBC" w:sz="1"/>
-            </w:tcBorders>
-            <w:tcMar>
-              <w:top w:type="dxa" w:w="70"/>
-              <w:left w:type="dxa" w:w="110"/>
-              <w:bottom w:type="dxa" w:w="70"/>
-              <w:right w:type="dxa" w:w="110"/>
-            </w:tcMar>
-          </w:tcPr>
-          <w:p>
-            <w:pPr>
-              <w:spacing w:after="20" w:before="20"/>
-            </w:pPr>
-            <w:r>
-              <w:rPr>
-                <w:rFonts w:ascii="Arial" w:cs="Arial" w:eastAsia="Arial" w:hAnsi="Arial"/>
-                <w:color w:val="1A1410"/>
-                <w:sz w:val="18"/>
-                <w:szCs w:val="18"/>
-              </w:rPr>
-              <w:t xml:space="preserve">Live</w:t>
-            </w:r>
-          </w:p>
-        </w:tc>
-      </w:tr>
-      <w:tr>
-        <w:tc>
-          <w:tcPr>
-            <w:tcW w:type="dxa" w:w="2000"/>
-            <w:tcBorders>
-              <w:top w:val="single" w:color="D8CCBC" w:sz="1"/>
-              <w:left w:val="single" w:color="D8CCBC" w:sz="1"/>
-              <w:bottom w:val="single" w:color="D8CCBC" w:sz="1"/>
-              <w:right w:val="single" w:color="D8CCBC" w:sz="1"/>
-            </w:tcBorders>
-            <w:tcMar>
-              <w:top w:type="dxa" w:w="70"/>
-              <w:left w:type="dxa" w:w="110"/>
-              <w:bottom w:type="dxa" w:w="70"/>
-              <w:right w:type="dxa" w:w="110"/>
-            </w:tcMar>
-          </w:tcPr>
-          <w:p>
-            <w:pPr>
-              <w:spacing w:after="20" w:before="20"/>
-            </w:pPr>
-            <w:r>
-              <w:rPr>
-                <w:rFonts w:ascii="Arial" w:cs="Arial" w:eastAsia="Arial" w:hAnsi="Arial"/>
-                <w:color w:val="1A1410"/>
-                <w:sz w:val="18"/>
-                <w:szCs w:val="18"/>
-              </w:rPr>
-              <w:t xml:space="preserve">Proximate Fund</w:t>
-            </w:r>
-          </w:p>
-        </w:tc>
-        <w:tc>
-          <w:tcPr>
-            <w:tcW w:type="dxa" w:w="3600"/>
-            <w:tcBorders>
-              <w:top w:val="single" w:color="D8CCBC" w:sz="1"/>
-              <w:left w:val="single" w:color="D8CCBC" w:sz="1"/>
-              <w:bottom w:val="single" w:color="D8CCBC" w:sz="1"/>
-              <w:right w:val="single" w:color="D8CCBC" w:sz="1"/>
-            </w:tcBorders>
-            <w:tcMar>
-              <w:top w:type="dxa" w:w="70"/>
-              <w:left w:type="dxa" w:w="110"/>
-              <w:bottom w:type="dxa" w:w="70"/>
-              <w:right w:type="dxa" w:w="110"/>
-            </w:tcMar>
-          </w:tcPr>
-          <w:p>
-            <w:pPr>
-              <w:spacing w:after="20" w:before="20"/>
-            </w:pPr>
-            <w:r>
-              <w:rPr>
-                <w:rFonts w:ascii="Arial" w:cs="Arial" w:eastAsia="Arial" w:hAnsi="Arial"/>
-                <w:color w:val="1A1410"/>
-                <w:sz w:val="18"/>
-                <w:szCs w:val="18"/>
-              </w:rPr>
-              <w:t xml:space="preserve">proximate.kuja.org</w:t>
-            </w:r>
-          </w:p>
-        </w:tc>
-        <w:tc>
-          <w:tcPr>
-            <w:tcW w:type="dxa" w:w="3760"/>
-            <w:tcBorders>
-              <w:top w:val="single" w:color="D8CCBC" w:sz="1"/>
-              <w:left w:val="single" w:color="D8CCBC" w:sz="1"/>
-              <w:bottom w:val="single" w:color="D8CCBC" w:sz="1"/>
-              <w:right w:val="single" w:color="D8CCBC" w:sz="1"/>
-            </w:tcBorders>
-            <w:tcMar>
-              <w:top w:type="dxa" w:w="70"/>
-              <w:left w:type="dxa" w:w="110"/>
-              <w:bottom w:type="dxa" w:w="70"/>
-              <w:right w:type="dxa" w:w="110"/>
-            </w:tcMar>
-          </w:tcPr>
-          <w:p>
-            <w:pPr>
-              <w:spacing w:after="20" w:before="20"/>
-            </w:pPr>
-            <w:r>
-              <w:rPr>
-                <w:rFonts w:ascii="Arial" w:cs="Arial" w:eastAsia="Arial" w:hAnsi="Arial"/>
-                <w:color w:val="1A1410"/>
-                <w:sz w:val="18"/>
-                <w:szCs w:val="18"/>
-              </w:rPr>
-              <w:t xml:space="preserve">Live — real programme data</w:t>
-            </w:r>
-          </w:p>
-        </w:tc>
-      </w:tr>
-      <w:tr>
-        <w:tc>
-          <w:tcPr>
-            <w:tcW w:type="dxa" w:w="2000"/>
-            <w:tcBorders>
-              <w:top w:val="single" w:color="D8CCBC" w:sz="1"/>
-              <w:left w:val="single" w:color="D8CCBC" w:sz="1"/>
-              <w:bottom w:val="single" w:color="D8CCBC" w:sz="1"/>
-              <w:right w:val="single" w:color="D8CCBC" w:sz="1"/>
-            </w:tcBorders>
-            <w:tcMar>
-              <w:top w:type="dxa" w:w="70"/>
-              <w:left w:type="dxa" w:w="110"/>
-              <w:bottom w:type="dxa" w:w="70"/>
-              <w:right w:type="dxa" w:w="110"/>
-            </w:tcMar>
-          </w:tcPr>
-          <w:p>
-            <w:pPr>
-              <w:spacing w:after="20" w:before="20"/>
-            </w:pPr>
-            <w:r>
-              <w:rPr>
-                <w:rFonts w:ascii="Arial" w:cs="Arial" w:eastAsia="Arial" w:hAnsi="Arial"/>
-                <w:color w:val="1A1410"/>
-                <w:sz w:val="18"/>
-                <w:szCs w:val="18"/>
-              </w:rPr>
-              <w:t xml:space="preserve">Saxansaxo</w:t>
-            </w:r>
-          </w:p>
-        </w:tc>
-        <w:tc>
-          <w:tcPr>
-            <w:tcW w:type="dxa" w:w="3600"/>
-            <w:tcBorders>
-              <w:top w:val="single" w:color="D8CCBC" w:sz="1"/>
-              <w:left w:val="single" w:color="D8CCBC" w:sz="1"/>
-              <w:bottom w:val="single" w:color="D8CCBC" w:sz="1"/>
-              <w:right w:val="single" w:color="D8CCBC" w:sz="1"/>
-            </w:tcBorders>
-            <w:tcMar>
-              <w:top w:type="dxa" w:w="70"/>
-              <w:left w:type="dxa" w:w="110"/>
-              <w:bottom w:type="dxa" w:w="70"/>
-              <w:right w:type="dxa" w:w="110"/>
-            </w:tcMar>
-          </w:tcPr>
-          <w:p>
-            <w:pPr>
-              <w:spacing w:after="20" w:before="20"/>
-            </w:pPr>
-            <w:r>
-              <w:rPr>
-                <w:rFonts w:ascii="Arial" w:cs="Arial" w:eastAsia="Arial" w:hAnsi="Arial"/>
-                <w:color w:val="1A1410"/>
-                <w:sz w:val="18"/>
-                <w:szCs w:val="18"/>
-              </w:rPr>
-              <w:t xml:space="preserve">saxansaxo.kuja.org · sclr.kuja.org</w:t>
-            </w:r>
-          </w:p>
-        </w:tc>
-        <w:tc>
-          <w:tcPr>
-            <w:tcW w:type="dxa" w:w="3760"/>
-            <w:tcBorders>
-              <w:top w:val="single" w:color="D8CCBC" w:sz="1"/>
-              <w:left w:val="single" w:color="D8CCBC" w:sz="1"/>
-              <w:bottom w:val="single" w:color="D8CCBC" w:sz="1"/>
-              <w:right w:val="single" w:color="D8CCBC" w:sz="1"/>
-            </w:tcBorders>
-            <w:tcMar>
-              <w:top w:type="dxa" w:w="70"/>
-              <w:left w:type="dxa" w:w="110"/>
-              <w:bottom w:type="dxa" w:w="70"/>
-              <w:right w:type="dxa" w:w="110"/>
-            </w:tcMar>
-          </w:tcPr>
-          <w:p>
-            <w:pPr>
-              <w:spacing w:after="20" w:before="20"/>
-            </w:pPr>
-            <w:r>
-              <w:rPr>
-                <w:rFonts w:ascii="Arial" w:cs="Arial" w:eastAsia="Arial" w:hAnsi="Arial"/>
-                <w:color w:val="1A1410"/>
-                <w:sz w:val="18"/>
-                <w:szCs w:val="18"/>
-              </w:rPr>
-              <w:t xml:space="preserve">v0 live; awaiting DNS (§1 item 2)</w:t>
-            </w:r>
-          </w:p>
-        </w:tc>
-      </w:tr>
-    </w:tbl>
-    <w:p>
-      <w:pPr>
-        <w:spacing w:after="120" w:before="0"/>
       </w:pPr>
     </w:p>
     <w:tbl>
@@ -5249,7 +4487,7 @@
                 <w:sz w:val="19"/>
                 <w:szCs w:val="19"/>
               </w:rPr>
-              <w:t xml:space="preserve">Tenant isolation is enforced in application code, not by separate databases. Any change touching queries, permissions or the audit chain should be gated on the full regression suite, never on a single-tenant spot check.</w:t>
+              <w:t xml:space="preserve">Tenant isolation is enforced in application code, not by separate databases. Any change touching queries, permissions or the audit chain must be gated on the full regression suite — which covers every tenant — and never on a single-tenant spot check. The suite includes explicit cross-tenant scoping and access-denial checks for exactly this reason.</w:t>
             </w:r>
           </w:p>
         </w:tc>
